--- a/resumes/Resume_Security_Analyst_NTT_DATA_North_America__MNC_.docx
+++ b/resumes/Resume_Security_Analyst_NTT_DATA_North_America__MNC_.docx
@@ -430,7 +430,7 @@
           <w:sz w:val="19"/>
           <w:szCs w:val="19"/>
         </w:rPr>
-        <w:t>Triaged 50+ weekly inventory reimbursement cases by severity and policy eligibility, following structured case triage and escalation workflows, resulting in timely issue resolution.</w:t>
+        <w:t>Triaged 50+ weekly inventory reimbursement cases by severity and policy eligibility, translating high-volume case review into structured investigation, escalation, and evidence documentation.</w:t>
       </w:r>
     </w:p>
     <w:p>
@@ -449,7 +449,7 @@
           <w:sz w:val="19"/>
           <w:szCs w:val="19"/>
         </w:rPr>
-        <w:t>Investigated seller claims, identified policy violations and anomalous patterns, and escalated findings to senior reviewers, reducing repeat-issue investigation time.</w:t>
+        <w:t>Conducted root cause analysis on seller claims, identifying policy violations and anomalous patterns for pattern review and investigation handoffs.</w:t>
       </w:r>
     </w:p>
     <w:p>
@@ -468,7 +468,7 @@
           <w:sz w:val="19"/>
           <w:szCs w:val="19"/>
         </w:rPr>
-        <w:t>Analyzed root cause of seller claims, documenting investigation findings, decisions, evidence notes, and corrective actions in audit-ready case records.</w:t>
+        <w:t>Maintained audit-ready case documentation with findings, decisions, evidence notes, and corrective actions aligned to evidence documentation and decision trails.</w:t>
       </w:r>
     </w:p>
     <w:p>
@@ -588,7 +588,7 @@
           <w:sz w:val="19"/>
           <w:szCs w:val="19"/>
         </w:rPr>
-        <w:t>Deployed Splunk SIEM with SPL searches for brute-force detection, lateral movement, and privilege escalation; mapped TTPs to MITRE ATT&amp;CK and wrote PICERL incident report for FIRST.org.</w:t>
+        <w:t>Deployed Splunk SIEM with SPL searches for brute-force detection, lateral movement, and privilege escalation, mapped to MITRE ATT&amp;CK TTPs, and created PICERL incident reports.</w:t>
       </w:r>
     </w:p>
     <w:p>
@@ -607,7 +607,7 @@
           <w:sz w:val="19"/>
           <w:szCs w:val="19"/>
         </w:rPr>
-        <w:t>Developed SOAR-style detection pipeline using Python, ingesting Splunk alerts, enriching with VirusTotal API IOC data, and dispatching Telegram notifications with severity classification.</w:t>
+        <w:t>Developed SOAR-style detection pipeline using Python, ingesting Splunk alerts, enriching with VirusTotal API, and dispatching Telegram notifications with severity classification.</w:t>
       </w:r>
     </w:p>
     <w:p>
@@ -626,7 +626,7 @@
           <w:sz w:val="19"/>
           <w:szCs w:val="19"/>
         </w:rPr>
-        <w:t>Converted detection logic to Sigma rules (detection-as-code) for enterprise SOCs; analyzed TCP/IP in Wireshark for SYN scans, DNS tunnelling, and plaintext credential exposure.</w:t>
+        <w:t>Converted detection logic to Sigma rules; analyzed TCP/IP traffic in Wireshark for SYN scans, DNS tunnelling, and plaintext credential exposure.</w:t>
       </w:r>
     </w:p>
     <w:p>
@@ -716,7 +716,7 @@
           <w:sz w:val="19"/>
           <w:szCs w:val="19"/>
         </w:rPr>
-        <w:t>Developed OWASP Top 10 automated web checker to detect web app vulnerabilities, including injection, auth, and SSRF; documented SQL injection exploit and remediation.</w:t>
+        <w:t>Developed OWASP Top 10 automated web checker to detect injection, auth, and SSRF vulnerabilities, documenting SQL injection exploit and remediation.</w:t>
       </w:r>
     </w:p>
     <w:p>
